--- a/docs/OE3/Solucion_OE3_Anexo_F_Personajes.docx
+++ b/docs/OE3/Solucion_OE3_Anexo_F_Personajes.docx
@@ -1350,7 +1350,7 @@
               <w:rPr>
                 <w:sz w:val="18"/>
               </w:rPr>
-              <w:t>La Niña observa, señala al ejecutar, se anima si no llega. Al llegar celebran todos. Sin tinte de atardecer (§4.2, §5.4)</w:t>
+              <w:t>La Niña observa, señala al ejecutar, se anima si no llega. Al llegar celebran todos. Sin tinte de atardecer (4.2, 5.4)</w:t>
             </w:r>
           </w:p>
         </w:tc>
@@ -1532,11 +1532,7 @@
         <w:t>Puesta en escena.</w:t>
       </w:r>
       <w:r>
-        <w:t xml:space="preserve"> La Niña golpea las piedras junto a ellas en la 1.2; antes, lejos. En la 2.2 deja de estar de pie sobre la fila de troncos. Papá deja de pisar el martillo en la 2.1 y de flotar sobre las rocas en la 2.5. Los materiales de la 3.1 apoyan en el suelo. Algoritm deja de quedar pegado a la mano de Papá o entre dos cabezas. Se quitaron </w:t>
-      </w:r>
-      <w:r>
-        <w:lastRenderedPageBreak/>
-        <w:t>cortes en el borde de personajes que hablan, y en el Puente I se añadieron alimentos a los pies de quien recoge.</w:t>
+        <w:t xml:space="preserve"> La Niña golpea las piedras junto a ellas en la 1.2; antes, lejos. En la 2.2 deja de estar de pie sobre la fila de troncos. Papá deja de pisar el martillo en la 2.1 y de flotar sobre las rocas en la 2.5. Los materiales de la 3.1 apoyan en el suelo. Algoritm deja de quedar pegado a la mano de Papá o entre dos cabezas. Se quitaron cortes en el borde de personajes que hablan, y en el Puente I se añadieron alimentos a los pies de quien recoge.</w:t>
       </w:r>
     </w:p>
     <w:p>
@@ -1575,6 +1571,7 @@
         <w:rPr>
           <w:rStyle w:val="CdigoenlneaOE3"/>
         </w:rPr>
+        <w:lastRenderedPageBreak/>
         <w:t>cut.py</w:t>
       </w:r>
       <w:r>
@@ -1709,7 +1706,7 @@
         <w:t>Direccion_de_Arte.md</w:t>
       </w:r>
       <w:r>
-        <w:t xml:space="preserve"> §7.6/§13.1 e </w:t>
+        <w:t xml:space="preserve"> 7.6/13.1 e </w:t>
       </w:r>
       <w:r>
         <w:rPr>
@@ -1718,7 +1715,7 @@
         <w:t>Interfaces.md</w:t>
       </w:r>
       <w:r>
-        <w:t xml:space="preserve"> §4.3, o el arte.</w:t>
+        <w:t xml:space="preserve"> 4.3, o el arte.</w:t>
       </w:r>
     </w:p>
     <w:p>
@@ -1860,7 +1857,7 @@
         </w:numPr>
       </w:pPr>
       <w:r>
-        <w:t>El pulso de la pista tras tres fallos (§12.3, §14.2): hoy solo pulsa, y siempre, el del N1.</w:t>
+        <w:t>El pulso de la pista tras tres fallos (12.3, 14.2): hoy solo pulsa, y siempre, el del N1.</w:t>
       </w:r>
     </w:p>
     <w:p>
@@ -1990,11 +1987,7 @@
         <w:t>RiverLevel_RNF05_…</w:t>
       </w:r>
       <w:r>
-        <w:t xml:space="preserve"> dio 2191 MB en un Editor que llevaba horas abierto; la línea base del 21/09 en batchmode fue 1226 MB. Todo el arte </w:t>
-      </w:r>
-      <w:r>
-        <w:lastRenderedPageBreak/>
-        <w:t>de personajes suma 16,3 MB. Hay que repetir la medida en batchmode (</w:t>
+        <w:t xml:space="preserve"> dio 2191 MB en un Editor que llevaba horas abierto; la línea base del 21/09 en batchmode fue 1226 MB. Todo el arte de personajes suma 16,3 MB. Hay que repetir la medida en batchmode (</w:t>
       </w:r>
       <w:r>
         <w:rPr>
@@ -2059,6 +2052,7 @@
         <w:pStyle w:val="Ttulo3"/>
       </w:pPr>
       <w:r>
+        <w:lastRenderedPageBreak/>
         <w:t xml:space="preserve">A.1 Archivos de </w:t>
       </w:r>
       <w:r>
@@ -2417,13 +2411,7 @@
               <w:rPr>
                 <w:sz w:val="18"/>
               </w:rPr>
-              <w:t xml:space="preserve"> existe, pero hoy </w:t>
-            </w:r>
-            <w:r>
-              <w:rPr>
-                <w:sz w:val="18"/>
-              </w:rPr>
-              <w:t>no lo llama ningún script.</w:t>
+              <w:t xml:space="preserve"> existe, pero hoy no lo llama ningún script.</w:t>
             </w:r>
           </w:p>
         </w:tc>
@@ -2776,7 +2764,6 @@
                 <w:rStyle w:val="CdigoenlneaOE3"/>
                 <w:sz w:val="18"/>
               </w:rPr>
-              <w:lastRenderedPageBreak/>
               <w:t>Moves</w:t>
             </w:r>
             <w:r>
@@ -2846,7 +2833,6 @@
                 <w:rStyle w:val="CdigoenlneaOE3"/>
                 <w:sz w:val="18"/>
               </w:rPr>
-              <w:lastRenderedPageBreak/>
               <w:t>Scaffolding/ActorTimeline.cs</w:t>
             </w:r>
           </w:p>
@@ -3074,13 +3060,7 @@
               <w:rPr>
                 <w:sz w:val="18"/>
               </w:rPr>
-              <w:t xml:space="preserve"> </w:t>
-            </w:r>
-            <w:r>
-              <w:rPr>
-                <w:sz w:val="18"/>
-              </w:rPr>
-              <w:t xml:space="preserve">para Algoritm antes de aparecer), </w:t>
+              <w:t xml:space="preserve"> para Algoritm antes de aparecer), </w:t>
             </w:r>
             <w:r>
               <w:rPr>
@@ -3685,13 +3665,7 @@
               <w:rPr>
                 <w:sz w:val="18"/>
               </w:rPr>
-              <w:t xml:space="preserve"> </w:t>
-            </w:r>
-            <w:r>
-              <w:rPr>
-                <w:sz w:val="18"/>
-              </w:rPr>
-              <w:t>(Mamá y el Niño).</w:t>
+              <w:t xml:space="preserve"> (Mamá y el Niño).</w:t>
             </w:r>
           </w:p>
         </w:tc>
@@ -3814,6 +3788,7 @@
                 <w:rStyle w:val="CdigoenlneaOE3"/>
                 <w:sz w:val="18"/>
               </w:rPr>
+              <w:lastRenderedPageBreak/>
               <w:t>Levels/River/AssemblyPanelController.cs</w:t>
             </w:r>
           </w:p>
@@ -4027,7 +4002,6 @@
                 <w:b/>
                 <w:sz w:val="18"/>
               </w:rPr>
-              <w:lastRenderedPageBreak/>
               <w:t>Qué</w:t>
             </w:r>
           </w:p>
@@ -5319,7 +5293,7 @@
         <w:t>Direccion_de_Arte.md</w:t>
       </w:r>
       <w:r>
-        <w:t xml:space="preserve"> §13.3 y §7.6.</w:t>
+        <w:t xml:space="preserve"> 13.3 y 7.6.</w:t>
       </w:r>
     </w:p>
     <w:tbl>
@@ -5781,7 +5755,6 @@
                 <w:rStyle w:val="CdigoenlneaOE3"/>
                 <w:sz w:val="18"/>
               </w:rPr>
-              <w:lastRenderedPageBreak/>
               <w:t>PlayMode/Levels/Fire/FirePanelTests.cs</w:t>
             </w:r>
           </w:p>
@@ -6079,6 +6052,7 @@
                 <w:rStyle w:val="CdigoenlneaOE3"/>
                 <w:sz w:val="18"/>
               </w:rPr>
+              <w:lastRenderedPageBreak/>
               <w:t>PlayMode/Levels/Wheel/WorkshopSceneTests.cs</w:t>
             </w:r>
           </w:p>
@@ -6503,7 +6477,6 @@
                 <w:rStyle w:val="CdigoenlneaOE3"/>
                 <w:sz w:val="18"/>
               </w:rPr>
-              <w:lastRenderedPageBreak/>
               <w:t>…_RF05_CadaPersonajeHaceLoQueDiceSuPasoCuandoSeLeeLaLinea</w:t>
             </w:r>
             <w:r>
@@ -6544,7 +6517,6 @@
               <w:rPr>
                 <w:sz w:val="18"/>
               </w:rPr>
-              <w:lastRenderedPageBreak/>
               <w:t>75 (29 métodos)</w:t>
             </w:r>
           </w:p>
@@ -6870,7 +6842,7 @@
         <w:t>Game.EditorTools</w:t>
       </w:r>
       <w:r>
-        <w:t xml:space="preserve"> y solo Editor. Esa maqueta ensayaba la animación por fotogramas frente al rig de §13.1, así que no es código del juego y no toca </w:t>
+        <w:t xml:space="preserve"> y solo Editor. Esa maqueta ensayaba la animación por fotogramas frente al rig de 13.1, así que no es código del juego y no toca </w:t>
       </w:r>
       <w:r>
         <w:rPr>
